--- a/nemuranai/あなたはだんだん眠くなる_第115稿.docx
+++ b/nemuranai/あなたはだんだん眠くなる_第115稿.docx
@@ -18213,6 +18213,17 @@
           <w:rFonts w:hint="eastAsia"/>
         </w:rPr>
         <w:t xml:space="preserve">「浴室」</w:t>
+      </w:r>
+    </w:p>
+    <w:p>
+      <w:pPr>
+        <w:pStyle w:val="af6"/>
+      </w:pPr>
+      <w:r>
+        <w:rPr>
+          <w:rFonts w:hint="eastAsia"/>
+        </w:rPr>
+        <w:t xml:space="preserve">その下に、一行だけ、細い、きれいな字。インクが新しい。</w:t>
       </w:r>
     </w:p>
     <w:p>
